--- a/RVfpga/RVfpgaEL2/RVfpga_NexysVideo-NoDDR/Labs/RVfpgaLabsSolutions/Lab11/RVfpga_Lab11_VeeR-EL2_NexysVideo-NoDDR_Solutions.docx
+++ b/RVfpga/RVfpgaEL2/RVfpga_NexysVideo-NoDDR/Labs/RVfpgaLabsSolutions/Lab11/RVfpga_Lab11_VeeR-EL2_NexysVideo-NoDDR_Solutions.docx
@@ -219,7 +219,7 @@
           <w:i/>
           <w:iCs/>
         </w:rPr>
-        <w:t>Nexys Video</w:t>
+        <w:t xml:space="preserve">Nexys </w:t>
       </w:r>
       <w:r>
         <w:rPr>
@@ -227,7 +227,15 @@
           <w:i/>
           <w:iCs/>
         </w:rPr>
-        <w:t>VideoNoDDRPath]</w:t>
+        <w:t>Video</w:t>
+      </w:r>
+      <w:r>
+        <w:rPr>
+          <w:rFonts w:cs="Arial"/>
+          <w:i/>
+          <w:iCs/>
+        </w:rPr>
+        <w:t>NoDDRPath]</w:t>
       </w:r>
       <w:r>
         <w:rPr>
@@ -577,7 +585,7 @@
           <w:i/>
           <w:iCs/>
         </w:rPr>
-        <w:t>Nexys Video</w:t>
+        <w:t xml:space="preserve">Nexys </w:t>
       </w:r>
       <w:r>
         <w:rPr>
@@ -585,7 +593,15 @@
           <w:i/>
           <w:iCs/>
         </w:rPr>
-        <w:t>VideoNoDDRPath]</w:t>
+        <w:t>Video</w:t>
+      </w:r>
+      <w:r>
+        <w:rPr>
+          <w:rFonts w:cs="Arial"/>
+          <w:i/>
+          <w:iCs/>
+        </w:rPr>
+        <w:t>NoDDRPath]</w:t>
       </w:r>
       <w:r>
         <w:rPr>
@@ -1212,7 +1228,28 @@
           <w:rFonts w:cs="Arial"/>
           <w:color w:val="00000A"/>
         </w:rPr>
-        <w:t>Nexys Video Video</w:t>
+        <w:t xml:space="preserve">Nexys </w:t>
+      </w:r>
+      <w:r>
+        <w:rPr>
+          <w:rFonts w:cs="Arial"/>
+          <w:color w:val="00000A"/>
+        </w:rPr>
+        <w:t>Video</w:t>
+      </w:r>
+      <w:r>
+        <w:rPr>
+          <w:rFonts w:cs="Arial"/>
+          <w:color w:val="00000A"/>
+        </w:rPr>
+        <w:t xml:space="preserve"> </w:t>
+      </w:r>
+      <w:r>
+        <w:rPr>
+          <w:rFonts w:cs="Arial"/>
+          <w:color w:val="00000A"/>
+        </w:rPr>
+        <w:t>Video</w:t>
       </w:r>
       <w:r>
         <w:rPr>
@@ -1934,7 +1971,7 @@
           <w:iCs/>
           <w:color w:val="000000" w:themeColor="text1"/>
         </w:rPr>
-        <w:t>Nexys Video</w:t>
+        <w:t xml:space="preserve">Nexys </w:t>
       </w:r>
       <w:r>
         <w:rPr>
@@ -1943,7 +1980,16 @@
           <w:iCs/>
           <w:color w:val="000000" w:themeColor="text1"/>
         </w:rPr>
-        <w:t>VideoNoDDRPath]</w:t>
+        <w:t>Video</w:t>
+      </w:r>
+      <w:r>
+        <w:rPr>
+          <w:rFonts w:eastAsia="Arial" w:cs="Arial"/>
+          <w:i/>
+          <w:iCs/>
+          <w:color w:val="000000" w:themeColor="text1"/>
+        </w:rPr>
+        <w:t>NoDDRPath]</w:t>
       </w:r>
       <w:r>
         <w:rPr>

--- a/RVfpga/RVfpgaEL2/RVfpga_NexysVideo-NoDDR/Labs/RVfpgaLabsSolutions/Lab11/RVfpga_Lab11_VeeR-EL2_NexysVideo-NoDDR_Solutions.docx
+++ b/RVfpga/RVfpgaEL2/RVfpga_NexysVideo-NoDDR/Labs/RVfpgaLabsSolutions/Lab11/RVfpga_Lab11_VeeR-EL2_NexysVideo-NoDDR_Solutions.docx
@@ -149,22 +149,37 @@
           <w:rFonts w:cs="Arial"/>
           <w:color w:val="00000A"/>
         </w:rPr>
-      </w:r>
-      <w:r>
-        <w:rPr>
-          <w:rFonts w:cs="Arial"/>
-          <w:color w:val="00000A"/>
-        </w:rPr>
         <w:fldChar w:fldCharType="separate"/>
       </w:r>
       <w:r>
-        <w:t xml:space="preserve">Figure </w:t>
-      </w:r>
-      <w:r>
-        <w:rPr>
-          <w:noProof/>
-        </w:rPr>
-        <w:t>7</w:t>
+        <w:rPr>
+          <w:rFonts w:cs="Arial" w:hint="eastAsia"/>
+          <w:b/>
+          <w:bCs/>
+          <w:color w:val="00000A"/>
+          <w:lang w:eastAsia="zh-CN"/>
+        </w:rPr>
+        <w:t>错误</w:t>
+      </w:r>
+      <w:r>
+        <w:rPr>
+          <w:rFonts w:cs="Arial" w:hint="eastAsia"/>
+          <w:b/>
+          <w:bCs/>
+          <w:color w:val="00000A"/>
+          <w:lang w:eastAsia="zh-CN"/>
+        </w:rPr>
+        <w:t>!</w:t>
+      </w:r>
+      <w:r>
+        <w:rPr>
+          <w:rFonts w:cs="Arial" w:hint="eastAsia"/>
+          <w:b/>
+          <w:bCs/>
+          <w:color w:val="00000A"/>
+          <w:lang w:eastAsia="zh-CN"/>
+        </w:rPr>
+        <w:t>未找到引用源。</w:t>
       </w:r>
       <w:r>
         <w:rPr>
@@ -1277,22 +1292,37 @@
           <w:rFonts w:cs="Arial"/>
           <w:color w:val="00000A"/>
         </w:rPr>
-      </w:r>
-      <w:r>
-        <w:rPr>
-          <w:rFonts w:cs="Arial"/>
-          <w:color w:val="00000A"/>
-        </w:rPr>
         <w:fldChar w:fldCharType="separate"/>
       </w:r>
       <w:r>
-        <w:t xml:space="preserve">Figure </w:t>
-      </w:r>
-      <w:r>
-        <w:rPr>
-          <w:noProof/>
-        </w:rPr>
-        <w:t>11</w:t>
+        <w:rPr>
+          <w:rFonts w:cs="Arial" w:hint="eastAsia"/>
+          <w:b/>
+          <w:bCs/>
+          <w:color w:val="00000A"/>
+          <w:lang w:eastAsia="zh-CN"/>
+        </w:rPr>
+        <w:t>错误</w:t>
+      </w:r>
+      <w:r>
+        <w:rPr>
+          <w:rFonts w:cs="Arial" w:hint="eastAsia"/>
+          <w:b/>
+          <w:bCs/>
+          <w:color w:val="00000A"/>
+          <w:lang w:eastAsia="zh-CN"/>
+        </w:rPr>
+        <w:t>!</w:t>
+      </w:r>
+      <w:r>
+        <w:rPr>
+          <w:rFonts w:cs="Arial" w:hint="eastAsia"/>
+          <w:b/>
+          <w:bCs/>
+          <w:color w:val="00000A"/>
+          <w:lang w:eastAsia="zh-CN"/>
+        </w:rPr>
+        <w:t>未找到引用源。</w:t>
       </w:r>
       <w:r>
         <w:rPr>
@@ -1571,22 +1601,34 @@
           <w:rFonts w:cs="Arial"/>
           <w:lang w:val="en-US"/>
         </w:rPr>
-      </w:r>
-      <w:r>
-        <w:rPr>
-          <w:rFonts w:cs="Arial"/>
-          <w:lang w:val="en-US"/>
-        </w:rPr>
         <w:fldChar w:fldCharType="separate"/>
       </w:r>
       <w:r>
-        <w:t xml:space="preserve">Table </w:t>
-      </w:r>
-      <w:r>
-        <w:rPr>
-          <w:noProof/>
-        </w:rPr>
-        <w:t>1</w:t>
+        <w:rPr>
+          <w:rFonts w:cs="Arial" w:hint="eastAsia"/>
+          <w:b/>
+          <w:bCs/>
+          <w:lang w:val="en-US" w:eastAsia="zh-CN"/>
+        </w:rPr>
+        <w:t>错误</w:t>
+      </w:r>
+      <w:r>
+        <w:rPr>
+          <w:rFonts w:cs="Arial" w:hint="eastAsia"/>
+          <w:b/>
+          <w:bCs/>
+          <w:lang w:val="en-US" w:eastAsia="zh-CN"/>
+        </w:rPr>
+        <w:t>!</w:t>
+      </w:r>
+      <w:r>
+        <w:rPr>
+          <w:rFonts w:cs="Arial" w:hint="eastAsia"/>
+          <w:b/>
+          <w:bCs/>
+          <w:lang w:val="en-US" w:eastAsia="zh-CN"/>
+        </w:rPr>
+        <w:t>未找到引用源。</w:t>
       </w:r>
       <w:r>
         <w:rPr>
@@ -2238,12 +2280,10 @@
       </w:pPr>
     </w:p>
     <w:sectPr>
-      <w:headerReference w:type="even" r:id="rId15"/>
-      <w:headerReference w:type="default" r:id="rId16"/>
-      <w:footerReference w:type="even" r:id="rId17"/>
-      <w:footerReference w:type="default" r:id="rId18"/>
-      <w:headerReference w:type="first" r:id="rId19"/>
-      <w:footerReference w:type="first" r:id="rId20"/>
+      <w:headerReference w:type="default" r:id="rId15"/>
+      <w:footerReference w:type="default" r:id="rId16"/>
+      <w:headerReference w:type="first" r:id="rId17"/>
+      <w:footerReference w:type="first" r:id="rId18"/>
       <w:pgSz w:w="11906" w:h="16838"/>
       <w:pgMar w:top="1800" w:right="1440" w:bottom="1440" w:left="1418" w:header="706" w:footer="389" w:gutter="0"/>
       <w:cols w:space="720"/>
@@ -2279,16 +2319,6 @@
   <w:p>
     <w:pPr>
       <w:pStyle w:val="a9"/>
-    </w:pPr>
-  </w:p>
-</w:ftr>
-</file>
-
-<file path=word/footer2.xml><?xml version="1.0" encoding="utf-8"?>
-<w:ftr xmlns:wpc="http://schemas.microsoft.com/office/word/2010/wordprocessingCanvas" xmlns:cx="http://schemas.microsoft.com/office/drawing/2014/chartex" xmlns:cx1="http://schemas.microsoft.com/office/drawing/2015/9/8/chartex" xmlns:cx2="http://schemas.microsoft.com/office/drawing/2015/10/21/chartex" xmlns:cx3="http://schemas.microsoft.com/office/drawing/2016/5/9/chartex" xmlns:cx4="http://schemas.microsoft.com/office/drawing/2016/5/10/chartex" xmlns:cx5="http://schemas.microsoft.com/office/drawing/2016/5/11/chartex" xmlns:cx6="http://schemas.microsoft.com/office/drawing/2016/5/12/chartex" xmlns:cx7="http://schemas.microsoft.com/office/drawing/2016/5/13/chartex" xmlns:cx8="http://schemas.microsoft.com/office/drawing/2016/5/14/chartex" xmlns:mc="http://schemas.openxmlformats.org/markup-compatibility/2006" xmlns:aink="http://schemas.microsoft.com/office/drawing/2016/ink" xmlns:am3d="http://schemas.microsoft.com/office/drawing/2017/model3d" xmlns:o="urn:schemas-microsoft-com:office:office" xmlns:oel="http://schemas.microsoft.com/office/2019/extlst" xmlns:r="http://schemas.openxmlformats.org/officeDocument/2006/relationships" xmlns:m="http://schemas.openxmlformats.org/officeDocument/2006/math" xmlns:v="urn:schemas-microsoft-com:vml" xmlns:wp14="http://schemas.microsoft.com/office/word/2010/wordprocessingDrawing" xmlns:wp="http://schemas.openxmlformats.org/drawingml/2006/wordprocessingDrawing" xmlns:w10="urn:schemas-microsoft-com:office:word" xmlns:w="http://schemas.openxmlformats.org/wordprocessingml/2006/main" xmlns:w14="http://schemas.microsoft.com/office/word/2010/wordml" xmlns:w15="http://schemas.microsoft.com/office/word/2012/wordml" xmlns:w16cex="http://schemas.microsoft.com/office/word/2018/wordml/cex" xmlns:w16cid="http://schemas.microsoft.com/office/word/2016/wordml/cid" xmlns:w16="http://schemas.microsoft.com/office/word/2018/wordml" xmlns:w16du="http://schemas.microsoft.com/office/word/2023/wordml/word16du" xmlns:w16sdtdh="http://schemas.microsoft.com/office/word/2020/wordml/sdtdatahash" xmlns:w16sdtfl="http://schemas.microsoft.com/office/word/2024/wordml/sdtformatlock" xmlns:w16se="http://schemas.microsoft.com/office/word/2015/wordml/symex" xmlns:wpg="http://schemas.microsoft.com/office/word/2010/wordprocessingGroup" xmlns:wpi="http://schemas.microsoft.com/office/word/2010/wordprocessingInk" xmlns:wne="http://schemas.microsoft.com/office/word/2006/wordml" xmlns:wps="http://schemas.microsoft.com/office/word/2010/wordprocessingShape" mc:Ignorable="w14 w15 w16se w16cid w16 w16cex w16sdtdh w16sdtfl w16du wp14">
-  <w:p>
-    <w:pPr>
-      <w:pStyle w:val="a9"/>
       <w:rPr>
         <w:sz w:val="12"/>
         <w:szCs w:val="12"/>
@@ -2384,7 +2414,7 @@
 </w:ftr>
 </file>
 
-<file path=word/footer3.xml><?xml version="1.0" encoding="utf-8"?>
+<file path=word/footer2.xml><?xml version="1.0" encoding="utf-8"?>
 <w:ftr xmlns:wpc="http://schemas.microsoft.com/office/word/2010/wordprocessingCanvas" xmlns:cx="http://schemas.microsoft.com/office/drawing/2014/chartex" xmlns:cx1="http://schemas.microsoft.com/office/drawing/2015/9/8/chartex" xmlns:cx2="http://schemas.microsoft.com/office/drawing/2015/10/21/chartex" xmlns:cx3="http://schemas.microsoft.com/office/drawing/2016/5/9/chartex" xmlns:cx4="http://schemas.microsoft.com/office/drawing/2016/5/10/chartex" xmlns:cx5="http://schemas.microsoft.com/office/drawing/2016/5/11/chartex" xmlns:cx6="http://schemas.microsoft.com/office/drawing/2016/5/12/chartex" xmlns:cx7="http://schemas.microsoft.com/office/drawing/2016/5/13/chartex" xmlns:cx8="http://schemas.microsoft.com/office/drawing/2016/5/14/chartex" xmlns:mc="http://schemas.openxmlformats.org/markup-compatibility/2006" xmlns:aink="http://schemas.microsoft.com/office/drawing/2016/ink" xmlns:am3d="http://schemas.microsoft.com/office/drawing/2017/model3d" xmlns:o="urn:schemas-microsoft-com:office:office" xmlns:oel="http://schemas.microsoft.com/office/2019/extlst" xmlns:r="http://schemas.openxmlformats.org/officeDocument/2006/relationships" xmlns:m="http://schemas.openxmlformats.org/officeDocument/2006/math" xmlns:v="urn:schemas-microsoft-com:vml" xmlns:wp14="http://schemas.microsoft.com/office/word/2010/wordprocessingDrawing" xmlns:wp="http://schemas.openxmlformats.org/drawingml/2006/wordprocessingDrawing" xmlns:w10="urn:schemas-microsoft-com:office:word" xmlns:w="http://schemas.openxmlformats.org/wordprocessingml/2006/main" xmlns:w14="http://schemas.microsoft.com/office/word/2010/wordml" xmlns:w15="http://schemas.microsoft.com/office/word/2012/wordml" xmlns:w16cex="http://schemas.microsoft.com/office/word/2018/wordml/cex" xmlns:w16cid="http://schemas.microsoft.com/office/word/2016/wordml/cid" xmlns:w16="http://schemas.microsoft.com/office/word/2018/wordml" xmlns:w16du="http://schemas.microsoft.com/office/word/2023/wordml/word16du" xmlns:w16sdtdh="http://schemas.microsoft.com/office/word/2020/wordml/sdtdatahash" xmlns:w16sdtfl="http://schemas.microsoft.com/office/word/2024/wordml/sdtformatlock" xmlns:w16se="http://schemas.microsoft.com/office/word/2015/wordml/symex" xmlns:wpg="http://schemas.microsoft.com/office/word/2010/wordprocessingGroup" xmlns:wpi="http://schemas.microsoft.com/office/word/2010/wordprocessingInk" xmlns:wne="http://schemas.microsoft.com/office/word/2006/wordml" xmlns:wps="http://schemas.microsoft.com/office/word/2010/wordprocessingShape" mc:Ignorable="w14 w15 w16se w16cid w16 w16cex w16sdtdh w16sdtfl w16du wp14">
   <w:p>
     <w:pPr>
@@ -2504,16 +2534,6 @@
 </file>
 
 <file path=word/header1.xml><?xml version="1.0" encoding="utf-8"?>
-<w:hdr xmlns:wpc="http://schemas.microsoft.com/office/word/2010/wordprocessingCanvas" xmlns:cx="http://schemas.microsoft.com/office/drawing/2014/chartex" xmlns:cx1="http://schemas.microsoft.com/office/drawing/2015/9/8/chartex" xmlns:cx2="http://schemas.microsoft.com/office/drawing/2015/10/21/chartex" xmlns:cx3="http://schemas.microsoft.com/office/drawing/2016/5/9/chartex" xmlns:cx4="http://schemas.microsoft.com/office/drawing/2016/5/10/chartex" xmlns:cx5="http://schemas.microsoft.com/office/drawing/2016/5/11/chartex" xmlns:cx6="http://schemas.microsoft.com/office/drawing/2016/5/12/chartex" xmlns:cx7="http://schemas.microsoft.com/office/drawing/2016/5/13/chartex" xmlns:cx8="http://schemas.microsoft.com/office/drawing/2016/5/14/chartex" xmlns:mc="http://schemas.openxmlformats.org/markup-compatibility/2006" xmlns:aink="http://schemas.microsoft.com/office/drawing/2016/ink" xmlns:am3d="http://schemas.microsoft.com/office/drawing/2017/model3d" xmlns:o="urn:schemas-microsoft-com:office:office" xmlns:oel="http://schemas.microsoft.com/office/2019/extlst" xmlns:r="http://schemas.openxmlformats.org/officeDocument/2006/relationships" xmlns:m="http://schemas.openxmlformats.org/officeDocument/2006/math" xmlns:v="urn:schemas-microsoft-com:vml" xmlns:wp14="http://schemas.microsoft.com/office/word/2010/wordprocessingDrawing" xmlns:wp="http://schemas.openxmlformats.org/drawingml/2006/wordprocessingDrawing" xmlns:w10="urn:schemas-microsoft-com:office:word" xmlns:w="http://schemas.openxmlformats.org/wordprocessingml/2006/main" xmlns:w14="http://schemas.microsoft.com/office/word/2010/wordml" xmlns:w15="http://schemas.microsoft.com/office/word/2012/wordml" xmlns:w16cex="http://schemas.microsoft.com/office/word/2018/wordml/cex" xmlns:w16cid="http://schemas.microsoft.com/office/word/2016/wordml/cid" xmlns:w16="http://schemas.microsoft.com/office/word/2018/wordml" xmlns:w16du="http://schemas.microsoft.com/office/word/2023/wordml/word16du" xmlns:w16sdtdh="http://schemas.microsoft.com/office/word/2020/wordml/sdtdatahash" xmlns:w16sdtfl="http://schemas.microsoft.com/office/word/2024/wordml/sdtformatlock" xmlns:w16se="http://schemas.microsoft.com/office/word/2015/wordml/symex" xmlns:wpg="http://schemas.microsoft.com/office/word/2010/wordprocessingGroup" xmlns:wpi="http://schemas.microsoft.com/office/word/2010/wordprocessingInk" xmlns:wne="http://schemas.microsoft.com/office/word/2006/wordml" xmlns:wps="http://schemas.microsoft.com/office/word/2010/wordprocessingShape" mc:Ignorable="w14 w15 w16se w16cid w16 w16cex w16sdtdh w16sdtfl w16du wp14">
-  <w:p>
-    <w:pPr>
-      <w:pStyle w:val="ab"/>
-    </w:pPr>
-  </w:p>
-</w:hdr>
-</file>
-
-<file path=word/header2.xml><?xml version="1.0" encoding="utf-8"?>
 <w:hdr xmlns:wpc="http://schemas.microsoft.com/office/word/2010/wordprocessingCanvas" xmlns:cx="http://schemas.microsoft.com/office/drawing/2014/chartex" xmlns:cx1="http://schemas.microsoft.com/office/drawing/2015/9/8/chartex" xmlns:cx2="http://schemas.microsoft.com/office/drawing/2015/10/21/chartex" xmlns:cx3="http://schemas.microsoft.com/office/drawing/2016/5/9/chartex" xmlns:cx4="http://schemas.microsoft.com/office/drawing/2016/5/10/chartex" xmlns:cx5="http://schemas.microsoft.com/office/drawing/2016/5/11/chartex" xmlns:cx6="http://schemas.microsoft.com/office/drawing/2016/5/12/chartex" xmlns:cx7="http://schemas.microsoft.com/office/drawing/2016/5/13/chartex" xmlns:cx8="http://schemas.microsoft.com/office/drawing/2016/5/14/chartex" xmlns:mc="http://schemas.openxmlformats.org/markup-compatibility/2006" xmlns:aink="http://schemas.microsoft.com/office/drawing/2016/ink" xmlns:am3d="http://schemas.microsoft.com/office/drawing/2017/model3d" xmlns:o="urn:schemas-microsoft-com:office:office" xmlns:oel="http://schemas.microsoft.com/office/2019/extlst" xmlns:r="http://schemas.openxmlformats.org/officeDocument/2006/relationships" xmlns:m="http://schemas.openxmlformats.org/officeDocument/2006/math" xmlns:v="urn:schemas-microsoft-com:vml" xmlns:wp14="http://schemas.microsoft.com/office/word/2010/wordprocessingDrawing" xmlns:wp="http://schemas.openxmlformats.org/drawingml/2006/wordprocessingDrawing" xmlns:w10="urn:schemas-microsoft-com:office:word" xmlns:w="http://schemas.openxmlformats.org/wordprocessingml/2006/main" xmlns:w14="http://schemas.microsoft.com/office/word/2010/wordml" xmlns:w15="http://schemas.microsoft.com/office/word/2012/wordml" xmlns:w16cex="http://schemas.microsoft.com/office/word/2018/wordml/cex" xmlns:w16cid="http://schemas.microsoft.com/office/word/2016/wordml/cid" xmlns:w16="http://schemas.microsoft.com/office/word/2018/wordml" xmlns:w16du="http://schemas.microsoft.com/office/word/2023/wordml/word16du" xmlns:w16sdtdh="http://schemas.microsoft.com/office/word/2020/wordml/sdtdatahash" xmlns:w16sdtfl="http://schemas.microsoft.com/office/word/2024/wordml/sdtformatlock" xmlns:w16se="http://schemas.microsoft.com/office/word/2015/wordml/symex" xmlns:wpg="http://schemas.microsoft.com/office/word/2010/wordprocessingGroup" xmlns:wpi="http://schemas.microsoft.com/office/word/2010/wordprocessingInk" xmlns:wne="http://schemas.microsoft.com/office/word/2006/wordml" xmlns:wps="http://schemas.microsoft.com/office/word/2010/wordprocessingShape" mc:Ignorable="w14 w15 w16se w16cid w16 w16cex w16sdtdh w16sdtfl w16du wp14">
   <w:p>
     <w:pPr>
@@ -2574,7 +2594,7 @@
 </w:hdr>
 </file>
 
-<file path=word/header3.xml><?xml version="1.0" encoding="utf-8"?>
+<file path=word/header2.xml><?xml version="1.0" encoding="utf-8"?>
 <w:hdr xmlns:wpc="http://schemas.microsoft.com/office/word/2010/wordprocessingCanvas" xmlns:cx="http://schemas.microsoft.com/office/drawing/2014/chartex" xmlns:cx1="http://schemas.microsoft.com/office/drawing/2015/9/8/chartex" xmlns:cx2="http://schemas.microsoft.com/office/drawing/2015/10/21/chartex" xmlns:cx3="http://schemas.microsoft.com/office/drawing/2016/5/9/chartex" xmlns:cx4="http://schemas.microsoft.com/office/drawing/2016/5/10/chartex" xmlns:cx5="http://schemas.microsoft.com/office/drawing/2016/5/11/chartex" xmlns:cx6="http://schemas.microsoft.com/office/drawing/2016/5/12/chartex" xmlns:cx7="http://schemas.microsoft.com/office/drawing/2016/5/13/chartex" xmlns:cx8="http://schemas.microsoft.com/office/drawing/2016/5/14/chartex" xmlns:mc="http://schemas.openxmlformats.org/markup-compatibility/2006" xmlns:aink="http://schemas.microsoft.com/office/drawing/2016/ink" xmlns:am3d="http://schemas.microsoft.com/office/drawing/2017/model3d" xmlns:o="urn:schemas-microsoft-com:office:office" xmlns:oel="http://schemas.microsoft.com/office/2019/extlst" xmlns:r="http://schemas.openxmlformats.org/officeDocument/2006/relationships" xmlns:m="http://schemas.openxmlformats.org/officeDocument/2006/math" xmlns:v="urn:schemas-microsoft-com:vml" xmlns:wp14="http://schemas.microsoft.com/office/word/2010/wordprocessingDrawing" xmlns:wp="http://schemas.openxmlformats.org/drawingml/2006/wordprocessingDrawing" xmlns:w10="urn:schemas-microsoft-com:office:word" xmlns:w="http://schemas.openxmlformats.org/wordprocessingml/2006/main" xmlns:w14="http://schemas.microsoft.com/office/word/2010/wordml" xmlns:w15="http://schemas.microsoft.com/office/word/2012/wordml" xmlns:w16cex="http://schemas.microsoft.com/office/word/2018/wordml/cex" xmlns:w16cid="http://schemas.microsoft.com/office/word/2016/wordml/cid" xmlns:w16="http://schemas.microsoft.com/office/word/2018/wordml" xmlns:w16du="http://schemas.microsoft.com/office/word/2023/wordml/word16du" xmlns:w16sdtdh="http://schemas.microsoft.com/office/word/2020/wordml/sdtdatahash" xmlns:w16sdtfl="http://schemas.microsoft.com/office/word/2024/wordml/sdtformatlock" xmlns:w16se="http://schemas.microsoft.com/office/word/2015/wordml/symex" xmlns:wpg="http://schemas.microsoft.com/office/word/2010/wordprocessingGroup" xmlns:wpi="http://schemas.microsoft.com/office/word/2010/wordprocessingInk" xmlns:wne="http://schemas.microsoft.com/office/word/2006/wordml" xmlns:wps="http://schemas.microsoft.com/office/word/2010/wordprocessingShape" mc:Ignorable="w14 w15 w16se w16cid w16 w16cex w16sdtdh w16sdtfl w16du wp14">
   <w:tbl>
     <w:tblPr>
